--- a/apps/api/assets/templates/bien-ban-nhan-xe.docx
+++ b/apps/api/assets/templates/bien-ban-nhan-xe.docx
@@ -805,6 +805,11 @@
       </w:r>
     </w:p>
     <w:p>
+      <w:r>
+        <w:t xml:space="preserve">{#co_qt_giu_coc}</w:t>
+      </w:r>
+    </w:p>
+    <w:p>
       <w:pPr>
         <w:spacing w:after="80" w:line="300"/>
         <w:jc w:val="both"/>
@@ -823,10 +828,15 @@
         <w:t xml:space="preserve"> đồng trong </w:t>
       </w:r>
       <w:r>
-        <w:t xml:space="preserve">{tien.giu_coc_ngay}</w:t>
+        <w:t xml:space="preserve">{qt.giu_coc_ngay}</w:t>
       </w:r>
       <w:r>
         <w:t xml:space="preserve"> ngày để đối soát phạt nguội, hết hạn sẽ hoàn sau khi trừ các khoản phạt (nếu có).</w:t>
+      </w:r>
+    </w:p>
+    <w:p>
+      <w:r>
+        <w:t xml:space="preserve">{/co_qt_giu_coc}</w:t>
       </w:r>
     </w:p>
     <w:p>
